--- a/metadata/metadata_summary.docx
+++ b/metadata/metadata_summary.docx
@@ -78,10 +78,7 @@
         <w:t>Project Start Date:</w:t>
       </w:r>
       <w:r>
-        <w:t xml:space="preserve"> </w:t>
-      </w:r>
-      <w:r>
-        <w:t>April 2025</w:t>
+        <w:t xml:space="preserve"> April 2025</w:t>
       </w:r>
     </w:p>
     <w:p>
@@ -93,10 +90,7 @@
         <w:t>Project End Date:</w:t>
       </w:r>
       <w:r>
-        <w:t xml:space="preserve"> </w:t>
-      </w:r>
-      <w:r>
-        <w:t>April 2026</w:t>
+        <w:t xml:space="preserve"> April 2026</w:t>
       </w:r>
     </w:p>
     <w:p>
@@ -108,15 +102,7 @@
         <w:t>Funding Source:</w:t>
       </w:r>
       <w:r>
-        <w:t xml:space="preserve"> </w:t>
-      </w:r>
-      <w:proofErr w:type="spellStart"/>
-      <w:r>
-        <w:t>Wellcome</w:t>
-      </w:r>
-      <w:proofErr w:type="spellEnd"/>
-      <w:r>
-        <w:t xml:space="preserve"> Trust &amp; African Population and Health Research Center (APHRC) via MHDP-Africa</w:t>
+        <w:t xml:space="preserve"> Wellcome Trust &amp; African Population and Health Research Center (APHRC) via MHDP-Africa</w:t>
       </w:r>
     </w:p>
     <w:p>
@@ -152,10 +138,7 @@
         <w:t>Publication Year:</w:t>
       </w:r>
       <w:r>
-        <w:t xml:space="preserve"> 20</w:t>
-      </w:r>
-      <w:r>
-        <w:t>26</w:t>
+        <w:t xml:space="preserve"> 2026</w:t>
       </w:r>
     </w:p>
     <w:p>
@@ -212,170 +195,151 @@
         <w:t>Date of Creation:</w:t>
       </w:r>
       <w:r>
+        <w:t xml:space="preserve"> 01-04-25</w:t>
+      </w:r>
+    </w:p>
+    <w:p>
+      <w:r>
+        <w:rPr>
+          <w:b/>
+          <w:bCs/>
+        </w:rPr>
+        <w:t>Last Updated</w:t>
+      </w:r>
+      <w:r>
+        <w:t>: 02-04-26</w:t>
+      </w:r>
+    </w:p>
+    <w:p>
+      <w:r>
+        <w:rPr>
+          <w:b/>
+          <w:bCs/>
+        </w:rPr>
+        <w:t>Dataset Description:</w:t>
+      </w:r>
+      <w:r>
+        <w:t xml:space="preserve"> A harmonized, longitudinal dataset merging three separate clinical trials </w:t>
+      </w:r>
+      <w:proofErr w:type="gramStart"/>
+      <w:r>
+        <w:t>(</w:t>
+      </w:r>
+      <w:r>
         <w:t xml:space="preserve"> </w:t>
       </w:r>
       <w:r>
-        <w:t>01-04-25</w:t>
-      </w:r>
-    </w:p>
-    <w:p>
-      <w:r>
-        <w:rPr>
-          <w:b/>
-          <w:bCs/>
-        </w:rPr>
-        <w:t>Last Updated</w:t>
-      </w:r>
-      <w:r>
-        <w:t xml:space="preserve">: </w:t>
-      </w:r>
-      <w:r>
-        <w:t>02-04-26</w:t>
-      </w:r>
-    </w:p>
-    <w:p>
-      <w:r>
-        <w:rPr>
-          <w:b/>
-          <w:bCs/>
-        </w:rPr>
-        <w:t>Dataset Description:</w:t>
-      </w:r>
-      <w:r>
-        <w:t xml:space="preserve"> A harmonized, longitudinal dataset merging three separate clinical trials </w:t>
-      </w:r>
-      <w:proofErr w:type="gramStart"/>
-      <w:r>
-        <w:t>(</w:t>
+        <w:t>dataset</w:t>
+      </w:r>
+      <w:proofErr w:type="gramEnd"/>
+      <w:r>
+        <w:t xml:space="preserve"> A, dataset B and dataset C</w:t>
+      </w:r>
+      <w:r>
+        <w:t>). It tracks adolescent mental health outcomes (depression, anxiety, wellbeing) before, during, and up to a year after receiving a lay-provider, school-based character-strength intervention.</w:t>
+      </w:r>
+    </w:p>
+    <w:p>
+      <w:r>
+        <w:rPr>
+          <w:b/>
+          <w:bCs/>
+        </w:rPr>
+        <w:t>Objectives of the Dataset:</w:t>
+      </w:r>
+      <w:r>
+        <w:t xml:space="preserve"> To evaluate the effectiveness, scalability, and demographic modifiers (age, gender) of the Shamiri intervention compared to Treatment as Usual (TAU), powering the algorithms for ShamiriAI.</w:t>
+      </w:r>
+    </w:p>
+    <w:p>
+      <w:r>
+        <w:rPr>
+          <w:b/>
+          <w:bCs/>
+        </w:rPr>
+        <w:t>Type of Data:</w:t>
+      </w:r>
+      <w:r>
+        <w:t xml:space="preserve"> Survey data and Experimental (RCT) data</w:t>
+      </w:r>
+    </w:p>
+    <w:p>
+      <w:r>
+        <w:rPr>
+          <w:b/>
+          <w:bCs/>
+        </w:rPr>
+        <w:t>Unit of Analysis:</w:t>
+      </w:r>
+      <w:r>
+        <w:t xml:space="preserve"> Individual (Adolescent students)</w:t>
+      </w:r>
+    </w:p>
+    <w:p>
+      <w:r>
+        <w:rPr>
+          <w:b/>
+          <w:bCs/>
+        </w:rPr>
+        <w:t>Geographic Coverage:</w:t>
+      </w:r>
+      <w:r>
+        <w:t xml:space="preserve"> Kiambu, Kisumu, Makueni, Nairobi, and Nakuru counties, Kenya.</w:t>
+      </w:r>
+    </w:p>
+    <w:p>
+      <w:r>
+        <w:rPr>
+          <w:b/>
+          <w:bCs/>
+        </w:rPr>
+        <w:t>Time Period Covered</w:t>
+      </w:r>
+      <w:r>
+        <w:t>: 2022 – 2023</w:t>
+      </w:r>
+    </w:p>
+    <w:p>
+      <w:r>
+        <w:rPr>
+          <w:b/>
+          <w:bCs/>
+        </w:rPr>
+        <w:t>Resource Type:</w:t>
+      </w:r>
+      <w:r>
+        <w:t xml:space="preserve"> Dataset</w:t>
+      </w:r>
+    </w:p>
+    <w:p>
+      <w:r>
+        <w:rPr>
+          <w:b/>
+          <w:bCs/>
+        </w:rPr>
+        <w:t>Primary Identifier:</w:t>
+      </w:r>
+      <w:r>
+        <w:t xml:space="preserve"> [Insert DOI when published, e.g., 10.17605/OSF.IO/XXXX]</w:t>
+      </w:r>
+    </w:p>
+    <w:p>
+      <w:r>
+        <w:rPr>
+          <w:b/>
+          <w:bCs/>
+        </w:rPr>
+        <w:t>Alternate Identifiers:</w:t>
+      </w:r>
+      <w:r>
+        <w:t xml:space="preserve"> GitHub Repository:</w:t>
       </w:r>
       <w:r>
         <w:t xml:space="preserve"> </w:t>
       </w:r>
       <w:r>
-        <w:t>dataset</w:t>
-      </w:r>
-      <w:proofErr w:type="gramEnd"/>
-      <w:r>
-        <w:t xml:space="preserve"> A, dataset B and dataset C</w:t>
-      </w:r>
-      <w:r>
-        <w:t>). It tracks adolescent mental health outcomes (depression, anxiety, wellbeing) before, during, and up to a year after receiving a lay-provider, school-based character-strength intervention.</w:t>
-      </w:r>
-    </w:p>
-    <w:p>
-      <w:r>
-        <w:rPr>
-          <w:b/>
-          <w:bCs/>
-        </w:rPr>
-        <w:t>Objectives of the Dataset:</w:t>
-      </w:r>
-      <w:r>
-        <w:t xml:space="preserve"> To evaluate the effectiveness, scalability, and demographic modifiers (age, gender) of the Shamiri intervention compared to Treatment as Usual (TAU), powering the algorithms for </w:t>
-      </w:r>
-      <w:proofErr w:type="spellStart"/>
-      <w:r>
-        <w:t>ShamiriAI</w:t>
-      </w:r>
-      <w:proofErr w:type="spellEnd"/>
-      <w:r>
-        <w:t>.</w:t>
-      </w:r>
-    </w:p>
-    <w:p>
-      <w:r>
-        <w:rPr>
-          <w:b/>
-          <w:bCs/>
-        </w:rPr>
-        <w:t>Type of Data:</w:t>
-      </w:r>
-      <w:r>
-        <w:t xml:space="preserve"> Survey data and Experimental (RCT) data</w:t>
-      </w:r>
-    </w:p>
-    <w:p>
-      <w:r>
-        <w:rPr>
-          <w:b/>
-          <w:bCs/>
-        </w:rPr>
-        <w:t>Unit of Analysis:</w:t>
-      </w:r>
-      <w:r>
-        <w:t xml:space="preserve"> Individual (Adolescent students)</w:t>
-      </w:r>
-    </w:p>
-    <w:p>
-      <w:r>
-        <w:rPr>
-          <w:b/>
-          <w:bCs/>
-        </w:rPr>
-        <w:t>Geographic Coverage:</w:t>
-      </w:r>
-      <w:r>
-        <w:t xml:space="preserve"> Kiambu, Kisumu, Makueni, Nairobi, and Nakuru counties, Kenya.</w:t>
-      </w:r>
-    </w:p>
-    <w:p>
-      <w:r>
-        <w:rPr>
-          <w:b/>
-          <w:bCs/>
-        </w:rPr>
-        <w:t>Time Period Covered</w:t>
-      </w:r>
-      <w:r>
-        <w:t>: 2022 – 2023</w:t>
-      </w:r>
-    </w:p>
-    <w:p>
-      <w:r>
-        <w:rPr>
-          <w:b/>
-          <w:bCs/>
-        </w:rPr>
-        <w:t>Resource Type:</w:t>
-      </w:r>
-      <w:r>
-        <w:t xml:space="preserve"> Dataset</w:t>
-      </w:r>
-    </w:p>
-    <w:p>
-      <w:r>
-        <w:rPr>
-          <w:b/>
-          <w:bCs/>
-        </w:rPr>
-        <w:t>Primary Identifier:</w:t>
-      </w:r>
-      <w:r>
-        <w:t xml:space="preserve"> [Insert DOI when published, e.g., 10.17605/OSF.IO/XXXX]</w:t>
-      </w:r>
-    </w:p>
-    <w:p>
-      <w:r>
-        <w:rPr>
-          <w:b/>
-          <w:bCs/>
-        </w:rPr>
-        <w:t>Alternate Identifiers:</w:t>
-      </w:r>
-      <w:r>
-        <w:t xml:space="preserve"> GitHub Repository:</w:t>
-      </w:r>
-      <w:r>
-        <w:t xml:space="preserve"> </w:t>
-      </w:r>
-      <w:hyperlink r:id="rId11" w:history="1">
-        <w:r>
-          <w:rPr>
-            <w:rStyle w:val="Hyperlink"/>
-          </w:rPr>
-          <w:t>MHDP-Enhancing-Youth-Mental-Health-Data-Driven-Insights-and-Digital-Tools-for-Scalable-Intervention</w:t>
-        </w:r>
-      </w:hyperlink>
+        <w:t>https://github.com/Shamiri-Institute/mhdp-shamiri-youth-mental-health</w:t>
+      </w:r>
     </w:p>
     <w:p>
       <w:pPr>
@@ -759,14 +723,12 @@
                 <w:lang w:val="en-KE"/>
               </w:rPr>
             </w:pPr>
-            <w:proofErr w:type="spellStart"/>
             <w:r>
               <w:rPr>
                 <w:lang w:val="en-KE"/>
               </w:rPr>
               <w:t>participant_id</w:t>
             </w:r>
-            <w:proofErr w:type="spellEnd"/>
           </w:p>
         </w:tc>
         <w:tc>
@@ -1164,14 +1126,12 @@
                 <w:lang w:val="en-KE"/>
               </w:rPr>
             </w:pPr>
-            <w:proofErr w:type="spellStart"/>
             <w:r>
               <w:rPr>
                 <w:lang w:val="en-KE"/>
               </w:rPr>
               <w:t>phq_total</w:t>
             </w:r>
-            <w:proofErr w:type="spellEnd"/>
           </w:p>
         </w:tc>
         <w:tc>
@@ -1263,14 +1223,12 @@
                 <w:lang w:val="en-KE"/>
               </w:rPr>
             </w:pPr>
-            <w:proofErr w:type="spellStart"/>
             <w:r>
               <w:rPr>
                 <w:lang w:val="en-KE"/>
               </w:rPr>
               <w:t>gad_total</w:t>
             </w:r>
-            <w:proofErr w:type="spellEnd"/>
           </w:p>
         </w:tc>
         <w:tc>
@@ -1362,14 +1320,12 @@
                 <w:lang w:val="en-KE"/>
               </w:rPr>
             </w:pPr>
-            <w:proofErr w:type="spellStart"/>
             <w:r>
               <w:rPr>
                 <w:lang w:val="en-KE"/>
               </w:rPr>
               <w:t>swemwbs_total</w:t>
             </w:r>
-            <w:proofErr w:type="spellEnd"/>
           </w:p>
         </w:tc>
         <w:tc>
@@ -1461,14 +1417,12 @@
                 <w:lang w:val="en-KE"/>
               </w:rPr>
             </w:pPr>
-            <w:proofErr w:type="spellStart"/>
             <w:r>
               <w:rPr>
                 <w:lang w:val="en-KE"/>
               </w:rPr>
               <w:t>Clinical_Dep_Sample</w:t>
             </w:r>
-            <w:proofErr w:type="spellEnd"/>
           </w:p>
         </w:tc>
         <w:tc>
@@ -1551,21 +1505,7 @@
               <w:rPr>
                 <w:lang w:val="en-KE"/>
               </w:rPr>
-              <w:t xml:space="preserve">"Yes" if </w:t>
-            </w:r>
-            <w:proofErr w:type="spellStart"/>
-            <w:r>
-              <w:rPr>
-                <w:lang w:val="en-KE"/>
-              </w:rPr>
-              <w:t>phq_total</w:t>
-            </w:r>
-            <w:proofErr w:type="spellEnd"/>
-            <w:r>
-              <w:rPr>
-                <w:lang w:val="en-KE"/>
-              </w:rPr>
-              <w:t xml:space="preserve"> &gt;= 10</w:t>
+              <w:t>"Yes" if phq_total &gt;= 10</w:t>
             </w:r>
           </w:p>
         </w:tc>
@@ -1616,55 +1556,7 @@
         <w:t>Derived Variables:</w:t>
       </w:r>
       <w:r>
-        <w:t xml:space="preserve"> Created aggregate scale scores (</w:t>
-      </w:r>
-      <w:proofErr w:type="spellStart"/>
-      <w:r>
-        <w:t>phq_total</w:t>
-      </w:r>
-      <w:proofErr w:type="spellEnd"/>
-      <w:r>
-        <w:t xml:space="preserve">, </w:t>
-      </w:r>
-      <w:proofErr w:type="spellStart"/>
-      <w:r>
-        <w:t>gad_total</w:t>
-      </w:r>
-      <w:proofErr w:type="spellEnd"/>
-      <w:r>
-        <w:t>), clinical severity buckets (</w:t>
-      </w:r>
-      <w:proofErr w:type="spellStart"/>
-      <w:r>
-        <w:t>Depression_Level</w:t>
-      </w:r>
-      <w:proofErr w:type="spellEnd"/>
-      <w:r>
-        <w:t>), binary clinical flags (</w:t>
-      </w:r>
-      <w:proofErr w:type="spellStart"/>
-      <w:r>
-        <w:t>Clinical_Dep_Sample</w:t>
-      </w:r>
-      <w:proofErr w:type="spellEnd"/>
-      <w:r>
-        <w:t>), and analytical subgroups (</w:t>
-      </w:r>
-      <w:proofErr w:type="spellStart"/>
-      <w:r>
-        <w:t>age_group</w:t>
-      </w:r>
-      <w:proofErr w:type="spellEnd"/>
-      <w:r>
-        <w:t xml:space="preserve">, </w:t>
-      </w:r>
-      <w:proofErr w:type="spellStart"/>
-      <w:r>
-        <w:t>gender_label</w:t>
-      </w:r>
-      <w:proofErr w:type="spellEnd"/>
-      <w:r>
-        <w:t>).</w:t>
+        <w:t xml:space="preserve"> Created aggregate scale scores (phq_total, gad_total), clinical severity buckets (Depression_Level), binary clinical flags (Clinical_Dep_Sample), and analytical subgroups (age_group, gender_label).</w:t>
       </w:r>
     </w:p>
     <w:p>
@@ -1686,15 +1578,7 @@
         <w:t xml:space="preserve">Methods: </w:t>
       </w:r>
       <w:r>
-        <w:t xml:space="preserve">Direct identifiers (names, exact birthdates) were removed and replaced with a unique alphanumeric </w:t>
-      </w:r>
-      <w:proofErr w:type="spellStart"/>
-      <w:r>
-        <w:t>participant_id</w:t>
-      </w:r>
-      <w:proofErr w:type="spellEnd"/>
-      <w:r>
-        <w:t>.</w:t>
+        <w:t>Direct identifiers (names, exact birthdates) were removed and replaced with a unique alphanumeric participant_id.</w:t>
       </w:r>
     </w:p>
     <w:p>
@@ -1739,7 +1623,10 @@
         <w:t>Ethics Approval Body:</w:t>
       </w:r>
       <w:r>
-        <w:t xml:space="preserve"> [Insert local IRB, e.g., AMREF Ethics &amp; Scientific Review Committee]</w:t>
+        <w:t xml:space="preserve"> </w:t>
+      </w:r>
+      <w:r>
+        <w:t>Kenyatta University</w:t>
       </w:r>
     </w:p>
     <w:p>
@@ -1751,7 +1638,34 @@
         <w:t>Approval Reference Number:</w:t>
       </w:r>
       <w:r>
-        <w:t xml:space="preserve"> [Insert IRB Approval Number]</w:t>
+        <w:t xml:space="preserve"> </w:t>
+      </w:r>
+      <w:r>
+        <w:t>PKU/2176/1320</w:t>
+      </w:r>
+      <w:r>
+        <w:t xml:space="preserve">, </w:t>
+      </w:r>
+      <w:r>
+        <w:t>PKU/2392/E1528</w:t>
+      </w:r>
+      <w:r>
+        <w:t xml:space="preserve">, </w:t>
+      </w:r>
+      <w:r>
+        <w:t>PKU/2456/E1587</w:t>
+      </w:r>
+      <w:r>
+        <w:t xml:space="preserve">, </w:t>
+      </w:r>
+      <w:r>
+        <w:t>PKU/2627/E1752</w:t>
+      </w:r>
+      <w:r>
+        <w:t xml:space="preserve">, </w:t>
+      </w:r>
+      <w:r>
+        <w:t>PKU/2627/E1752:</w:t>
       </w:r>
     </w:p>
     <w:p>
@@ -1775,7 +1689,10 @@
         <w:t>Data Privacy Measures:</w:t>
       </w:r>
       <w:r>
-        <w:t xml:space="preserve"> Data is fully de-identified and stored on secure, access-controlled servers.</w:t>
+        <w:t xml:space="preserve"> Data is fully de-identified and stored on secure, access-controlled</w:t>
+      </w:r>
+      <w:r>
+        <w:t xml:space="preserve"> folders</w:t>
       </w:r>
     </w:p>
     <w:p/>
@@ -1821,13 +1738,8 @@
         <w:t>How to Request Access:</w:t>
       </w:r>
       <w:r>
-        <w:t xml:space="preserve"> Email data requests to </w:t>
-      </w:r>
-      <w:proofErr w:type="spellStart"/>
-      <w:r>
-        <w:t>tom.osborn@shamiri.institute</w:t>
-      </w:r>
-      <w:proofErr w:type="spellEnd"/>
+        <w:t xml:space="preserve"> Email data requests to tom.osborn@shamiri.institute</w:t>
+      </w:r>
     </w:p>
     <w:p>
       <w:r>
@@ -1838,15 +1750,7 @@
         <w:t>License:</w:t>
       </w:r>
       <w:r>
-        <w:t xml:space="preserve"> [e.g., CC-BY-NC 4.0 (Creative Commons Attribution-</w:t>
-      </w:r>
-      <w:proofErr w:type="spellStart"/>
-      <w:r>
-        <w:t>NonCommercial</w:t>
-      </w:r>
-      <w:proofErr w:type="spellEnd"/>
-      <w:r>
-        <w:t>)]</w:t>
+        <w:t xml:space="preserve"> [e.g., CC-BY-NC 4.0 (Creative Commons Attribution-NonCommercial)]</w:t>
       </w:r>
     </w:p>
     <w:p>
@@ -1894,15 +1798,7 @@
         <w:t>Citation Requirement:</w:t>
       </w:r>
       <w:r>
-        <w:t xml:space="preserve"> Users must cite the Shamiri Institute, the MHDP-Africa grant, and the associated </w:t>
-      </w:r>
-      <w:proofErr w:type="spellStart"/>
-      <w:r>
-        <w:t>Zenodo</w:t>
-      </w:r>
-      <w:proofErr w:type="spellEnd"/>
-      <w:r>
-        <w:t>/OSF repository DOI.</w:t>
+        <w:t xml:space="preserve"> </w:t>
       </w:r>
     </w:p>
     <w:p>
@@ -1934,7 +1830,10 @@
         <w:t>Analysis Code:</w:t>
       </w:r>
       <w:r>
-        <w:t xml:space="preserve"> [Insert GitHub Repository URL]</w:t>
+        <w:t xml:space="preserve"> </w:t>
+      </w:r>
+      <w:r>
+        <w:t>https://github.com/Shamiri-Institute/mhdp-shamiri-youth-mental-health/tree/main/scripts</w:t>
       </w:r>
     </w:p>
     <w:p>
@@ -1958,7 +1857,29 @@
         <w:t>Pre-registration:</w:t>
       </w:r>
       <w:r>
-        <w:t xml:space="preserve"> [Insert OSF pre-registration link if applicable]</w:t>
+        <w:t xml:space="preserve"> </w:t>
+      </w:r>
+      <w:r>
+        <w:t>https://pactr.samrc.ac.za/TrialDisplay.aspx?TrialID=24315</w:t>
+      </w:r>
+      <w:r>
+        <w:t xml:space="preserve">, </w:t>
+      </w:r>
+    </w:p>
+    <w:p>
+      <w:r>
+        <w:t xml:space="preserve">                                </w:t>
+      </w:r>
+      <w:r>
+        <w:t>https://pactr.samrc.ac.za/TrialDisplay.aspx?TrialID=19273</w:t>
+      </w:r>
+    </w:p>
+    <w:p>
+      <w:r>
+        <w:t xml:space="preserve">                                </w:t>
+      </w:r>
+      <w:r>
+        <w:t>https://pactr.samrc.ac.za/TrialDisplay.aspx?TrialID=14677</w:t>
       </w:r>
     </w:p>
     <w:p>
@@ -1970,31 +1891,7 @@
         <w:t>Relation Type:</w:t>
       </w:r>
       <w:r>
-        <w:t xml:space="preserve"> </w:t>
-      </w:r>
-      <w:proofErr w:type="spellStart"/>
-      <w:r>
-        <w:t>IsSupplementTo</w:t>
-      </w:r>
-      <w:proofErr w:type="spellEnd"/>
-      <w:r>
-        <w:t xml:space="preserve"> (Dataset provides the underlying evidence for the </w:t>
-      </w:r>
-      <w:proofErr w:type="spellStart"/>
-      <w:r>
-        <w:t>shamiriOS</w:t>
-      </w:r>
-      <w:proofErr w:type="spellEnd"/>
-      <w:r>
-        <w:t xml:space="preserve"> and </w:t>
-      </w:r>
-      <w:proofErr w:type="spellStart"/>
-      <w:r>
-        <w:t>ShamiriAI</w:t>
-      </w:r>
-      <w:proofErr w:type="spellEnd"/>
-      <w:r>
-        <w:t xml:space="preserve"> development project).</w:t>
+        <w:t xml:space="preserve"> IsSupplementTo (Dataset provides the underlying evidence for the shamiriOS and ShamiriAI development project).</w:t>
       </w:r>
     </w:p>
     <w:p/>
@@ -2325,13 +2222,8 @@
     </w:p>
     <w:p>
       <w:r>
-        <w:t xml:space="preserve">Email Address: </w:t>
-      </w:r>
-      <w:proofErr w:type="spellStart"/>
-      <w:r>
-        <w:t>osborn@shamiri.institute</w:t>
-      </w:r>
-      <w:proofErr w:type="spellEnd"/>
+        <w:t>Email Address: osborn@shamiri.institute</w:t>
+      </w:r>
     </w:p>
     <w:p>
       <w:r>
@@ -2810,18 +2702,8 @@
                 <w:bCs/>
                 <w:lang w:val="en-KE"/>
               </w:rPr>
-              <w:t xml:space="preserve">Brandon </w:t>
-            </w:r>
-            <w:proofErr w:type="spellStart"/>
-            <w:r>
-              <w:rPr>
-                <w:b/>
-                <w:bCs/>
-                <w:lang w:val="en-KE"/>
-              </w:rPr>
-              <w:t>Mochama</w:t>
-            </w:r>
-            <w:proofErr w:type="spellEnd"/>
+              <w:t>Brandon Mochama</w:t>
+            </w:r>
           </w:p>
         </w:tc>
         <w:tc>
@@ -3269,15 +3151,7 @@
         <w:t>Funder Name:</w:t>
       </w:r>
       <w:r>
-        <w:t xml:space="preserve"> </w:t>
-      </w:r>
-      <w:proofErr w:type="spellStart"/>
-      <w:r>
-        <w:t>Wellcome</w:t>
-      </w:r>
-      <w:proofErr w:type="spellEnd"/>
-      <w:r>
-        <w:t xml:space="preserve"> Trust / African Population and Health Research Center (APHRC)</w:t>
+        <w:t xml:space="preserve"> Wellcome Trust / African Population and Health Research Center (APHRC)</w:t>
       </w:r>
     </w:p>
     <w:p>
@@ -3409,10 +3283,10 @@
       </w:pPr>
     </w:p>
     <w:sectPr>
-      <w:footerReference w:type="even" r:id="rId12"/>
-      <w:footerReference w:type="default" r:id="rId13"/>
-      <w:headerReference w:type="first" r:id="rId14"/>
-      <w:footerReference w:type="first" r:id="rId15"/>
+      <w:footerReference w:type="even" r:id="rId11"/>
+      <w:footerReference w:type="default" r:id="rId12"/>
+      <w:headerReference w:type="first" r:id="rId13"/>
+      <w:footerReference w:type="first" r:id="rId14"/>
       <w:pgSz w:w="11900" w:h="16820"/>
       <w:pgMar w:top="1440" w:right="1080" w:bottom="1440" w:left="1080" w:header="720" w:footer="720" w:gutter="0"/>
       <w:cols w:space="720"/>
@@ -5439,6 +5313,30 @@
 </file>
 
 <file path=customXml/item1.xml><?xml version="1.0" encoding="utf-8"?>
+<?mso-contentType ?>
+<FormTemplates xmlns="http://schemas.microsoft.com/sharepoint/v3/contenttype/forms">
+  <Display>DocumentLibraryForm</Display>
+  <Edit>DocumentLibraryForm</Edit>
+  <New>DocumentLibraryForm</New>
+</FormTemplates>
+</file>
+
+<file path=customXml/item2.xml><?xml version="1.0" encoding="utf-8"?>
+<b:Sources xmlns:b="http://schemas.openxmlformats.org/officeDocument/2006/bibliography" xmlns="http://schemas.openxmlformats.org/officeDocument/2006/bibliography" SelectedStyle="/APASixthEditionOfficeOnline.xsl" StyleName="APA" Version="6"/>
+</file>
+
+<file path=customXml/item3.xml><?xml version="1.0" encoding="utf-8"?>
+<p:properties xmlns:p="http://schemas.microsoft.com/office/2006/metadata/properties" xmlns:xsi="http://www.w3.org/2001/XMLSchema-instance" xmlns:pc="http://schemas.microsoft.com/office/infopath/2007/PartnerControls">
+  <documentManagement>
+    <TaxCatchAll xmlns="807cd39a-4aac-4b85-aeb4-165878a637bf" xsi:nil="true"/>
+    <lcf76f155ced4ddcb4097134ff3c332f xmlns="3f62cbaf-5974-4602-8d3b-6e8cfa34da0f">
+      <Terms xmlns="http://schemas.microsoft.com/office/infopath/2007/PartnerControls"/>
+    </lcf76f155ced4ddcb4097134ff3c332f>
+  </documentManagement>
+</p:properties>
+</file>
+
+<file path=customXml/item4.xml><?xml version="1.0" encoding="utf-8"?>
 <ct:contentTypeSchema xmlns:ct="http://schemas.microsoft.com/office/2006/metadata/contentType" xmlns:ma="http://schemas.microsoft.com/office/2006/metadata/properties/metaAttributes" ct:_="" ma:_="" ma:contentTypeName="Document" ma:contentTypeID="0x010100393DC8EC947A48449A7E52BC8B7405D5" ma:contentTypeVersion="10" ma:contentTypeDescription="Create a new document." ma:contentTypeScope="" ma:versionID="212914d524c65ad11f45e9c629ea5e1a">
   <xsd:schema xmlns:xsd="http://www.w3.org/2001/XMLSchema" xmlns:xs="http://www.w3.org/2001/XMLSchema" xmlns:p="http://schemas.microsoft.com/office/2006/metadata/properties" xmlns:ns2="3f62cbaf-5974-4602-8d3b-6e8cfa34da0f" xmlns:ns3="807cd39a-4aac-4b85-aeb4-165878a637bf" targetNamespace="http://schemas.microsoft.com/office/2006/metadata/properties" ma:root="true" ma:fieldsID="36724d100f7b1ab8c5ab7e573cca4a8c" ns2:_="" ns3:_="">
     <xsd:import namespace="3f62cbaf-5974-4602-8d3b-6e8cfa34da0f"/>
@@ -5627,31 +5525,34 @@
 </ct:contentTypeSchema>
 </file>
 
-<file path=customXml/item2.xml><?xml version="1.0" encoding="utf-8"?>
-<p:properties xmlns:p="http://schemas.microsoft.com/office/2006/metadata/properties" xmlns:xsi="http://www.w3.org/2001/XMLSchema-instance" xmlns:pc="http://schemas.microsoft.com/office/infopath/2007/PartnerControls">
-  <documentManagement>
-    <TaxCatchAll xmlns="807cd39a-4aac-4b85-aeb4-165878a637bf" xsi:nil="true"/>
-    <lcf76f155ced4ddcb4097134ff3c332f xmlns="3f62cbaf-5974-4602-8d3b-6e8cfa34da0f">
-      <Terms xmlns="http://schemas.microsoft.com/office/infopath/2007/PartnerControls"/>
-    </lcf76f155ced4ddcb4097134ff3c332f>
-  </documentManagement>
-</p:properties>
+<file path=customXml/itemProps1.xml><?xml version="1.0" encoding="utf-8"?>
+<ds:datastoreItem xmlns:ds="http://schemas.openxmlformats.org/officeDocument/2006/customXml" ds:itemID="{2CB5D52A-A129-4D9E-9910-6AA18C86DAB1}">
+  <ds:schemaRefs>
+    <ds:schemaRef ds:uri="http://schemas.microsoft.com/sharepoint/v3/contenttype/forms"/>
+  </ds:schemaRefs>
+</ds:datastoreItem>
 </file>
 
-<file path=customXml/item3.xml><?xml version="1.0" encoding="utf-8"?>
-<b:Sources xmlns:b="http://schemas.openxmlformats.org/officeDocument/2006/bibliography" xmlns="http://schemas.openxmlformats.org/officeDocument/2006/bibliography" SelectedStyle="/APASixthEditionOfficeOnline.xsl" StyleName="APA" Version="6"/>
+<file path=customXml/itemProps2.xml><?xml version="1.0" encoding="utf-8"?>
+<ds:datastoreItem xmlns:ds="http://schemas.openxmlformats.org/officeDocument/2006/customXml" ds:itemID="{1BE0D83C-3E85-4C40-A9A0-A53C971E03B4}">
+  <ds:schemaRefs>
+    <ds:schemaRef ds:uri="http://schemas.openxmlformats.org/officeDocument/2006/bibliography"/>
+  </ds:schemaRefs>
+</ds:datastoreItem>
 </file>
 
-<file path=customXml/item4.xml><?xml version="1.0" encoding="utf-8"?>
-<?mso-contentType ?>
-<FormTemplates xmlns="http://schemas.microsoft.com/sharepoint/v3/contenttype/forms">
-  <Display>DocumentLibraryForm</Display>
-  <Edit>DocumentLibraryForm</Edit>
-  <New>DocumentLibraryForm</New>
-</FormTemplates>
+<file path=customXml/itemProps3.xml><?xml version="1.0" encoding="utf-8"?>
+<ds:datastoreItem xmlns:ds="http://schemas.openxmlformats.org/officeDocument/2006/customXml" ds:itemID="{5224B97D-6FC5-441B-851C-5D25FBBEFDDE}">
+  <ds:schemaRefs>
+    <ds:schemaRef ds:uri="http://schemas.microsoft.com/office/2006/metadata/properties"/>
+    <ds:schemaRef ds:uri="http://schemas.microsoft.com/office/infopath/2007/PartnerControls"/>
+    <ds:schemaRef ds:uri="807cd39a-4aac-4b85-aeb4-165878a637bf"/>
+    <ds:schemaRef ds:uri="3f62cbaf-5974-4602-8d3b-6e8cfa34da0f"/>
+  </ds:schemaRefs>
+</ds:datastoreItem>
 </file>
 
-<file path=customXml/itemProps1.xml><?xml version="1.0" encoding="utf-8"?>
+<file path=customXml/itemProps4.xml><?xml version="1.0" encoding="utf-8"?>
 <ds:datastoreItem xmlns:ds="http://schemas.openxmlformats.org/officeDocument/2006/customXml" ds:itemID="{B3E11B68-0F90-43C5-B672-3ED402F16F77}">
   <ds:schemaRefs>
     <ds:schemaRef ds:uri="http://schemas.microsoft.com/office/2006/metadata/contentType"/>
@@ -5668,31 +5569,4 @@
     <ds:schemaRef ds:uri="http://schemas.microsoft.com/internal/obd"/>
   </ds:schemaRefs>
 </ds:datastoreItem>
-</file>
-
-<file path=customXml/itemProps2.xml><?xml version="1.0" encoding="utf-8"?>
-<ds:datastoreItem xmlns:ds="http://schemas.openxmlformats.org/officeDocument/2006/customXml" ds:itemID="{5224B97D-6FC5-441B-851C-5D25FBBEFDDE}">
-  <ds:schemaRefs>
-    <ds:schemaRef ds:uri="http://schemas.microsoft.com/office/2006/metadata/properties"/>
-    <ds:schemaRef ds:uri="http://schemas.microsoft.com/office/infopath/2007/PartnerControls"/>
-    <ds:schemaRef ds:uri="807cd39a-4aac-4b85-aeb4-165878a637bf"/>
-    <ds:schemaRef ds:uri="3f62cbaf-5974-4602-8d3b-6e8cfa34da0f"/>
-  </ds:schemaRefs>
-</ds:datastoreItem>
-</file>
-
-<file path=customXml/itemProps3.xml><?xml version="1.0" encoding="utf-8"?>
-<ds:datastoreItem xmlns:ds="http://schemas.openxmlformats.org/officeDocument/2006/customXml" ds:itemID="{1BE0D83C-3E85-4C40-A9A0-A53C971E03B4}">
-  <ds:schemaRefs>
-    <ds:schemaRef ds:uri="http://schemas.openxmlformats.org/officeDocument/2006/bibliography"/>
-  </ds:schemaRefs>
-</ds:datastoreItem>
-</file>
-
-<file path=customXml/itemProps4.xml><?xml version="1.0" encoding="utf-8"?>
-<ds:datastoreItem xmlns:ds="http://schemas.openxmlformats.org/officeDocument/2006/customXml" ds:itemID="{2CB5D52A-A129-4D9E-9910-6AA18C86DAB1}">
-  <ds:schemaRefs>
-    <ds:schemaRef ds:uri="http://schemas.microsoft.com/sharepoint/v3/contenttype/forms"/>
-  </ds:schemaRefs>
-</ds:datastoreItem>
 </file>